--- a/Anh_Truong_(Andy)_Nguyen_Resume.docx
+++ b/Anh_Truong_(Andy)_Nguyen_Resume.docx
@@ -1,6 +1,6 @@
 
 <file path=word/document.xml><?xml version="1.0" encoding="utf-8"?>
-<w:document xmlns:wpc="http://schemas.microsoft.com/office/word/2010/wordprocessingCanvas" xmlns:cx="http://schemas.microsoft.com/office/drawing/2014/chartex" xmlns:cx1="http://schemas.microsoft.com/office/drawing/2015/9/8/chartex" xmlns:cx2="http://schemas.microsoft.com/office/drawing/2015/10/21/chartex" xmlns:cx3="http://schemas.microsoft.com/office/drawing/2016/5/9/chartex" xmlns:cx4="http://schemas.microsoft.com/office/drawing/2016/5/10/chartex" xmlns:cx5="http://schemas.microsoft.com/office/drawing/2016/5/11/chartex" xmlns:cx6="http://schemas.microsoft.com/office/drawing/2016/5/12/chartex" xmlns:cx7="http://schemas.microsoft.com/office/drawing/2016/5/13/chartex" xmlns:cx8="http://schemas.microsoft.com/office/drawing/2016/5/14/chartex" xmlns:mc="http://schemas.openxmlformats.org/markup-compatibility/2006" xmlns:aink="http://schemas.microsoft.com/office/drawing/2016/ink" xmlns:am3d="http://schemas.microsoft.com/office/drawing/2017/model3d" xmlns:o="urn:schemas-microsoft-com:office:office" xmlns:oel="http://schemas.microsoft.com/office/2019/extlst" xmlns:r="http://schemas.openxmlformats.org/officeDocument/2006/relationships" xmlns:m="http://schemas.openxmlformats.org/officeDocument/2006/math" xmlns:v="urn:schemas-microsoft-com:vml" xmlns:wp14="http://schemas.microsoft.com/office/word/2010/wordprocessingDrawing" xmlns:wp="http://schemas.openxmlformats.org/drawingml/2006/wordprocessingDrawing" xmlns:w10="urn:schemas-microsoft-com:office:word" xmlns:w="http://schemas.openxmlformats.org/wordprocessingml/2006/main" xmlns:w14="http://schemas.microsoft.com/office/word/2010/wordml" xmlns:w15="http://schemas.microsoft.com/office/word/2012/wordml" xmlns:w16cex="http://schemas.microsoft.com/office/word/2018/wordml/cex" xmlns:w16cid="http://schemas.microsoft.com/office/word/2016/wordml/cid" xmlns:w16="http://schemas.microsoft.com/office/word/2018/wordml" xmlns:w16du="http://schemas.microsoft.com/office/word/2023/wordml/word16du" xmlns:w16sdtdh="http://schemas.microsoft.com/office/word/2020/wordml/sdtdatahash" xmlns:w16sdtfl="http://schemas.microsoft.com/office/word/2024/wordml/sdtformatlock" xmlns:w16se="http://schemas.microsoft.com/office/word/2015/wordml/symex" xmlns:wpg="http://schemas.microsoft.com/office/word/2010/wordprocessingGroup" xmlns:wpi="http://schemas.microsoft.com/office/word/2010/wordprocessingInk" xmlns:wne="http://schemas.microsoft.com/office/word/2006/wordml" xmlns:wps="http://schemas.microsoft.com/office/word/2010/wordprocessingShape" mc:Ignorable="w14 w15 w16se w16cid w16 w16cex w16sdtdh w16sdtfl w16du wp14">
+<w:document xmlns:wpc="http://schemas.microsoft.com/office/word/2010/wordprocessingCanvas" xmlns:cx="http://schemas.microsoft.com/office/drawing/2014/chartex" xmlns:cx1="http://schemas.microsoft.com/office/drawing/2015/9/8/chartex" xmlns:cx2="http://schemas.microsoft.com/office/drawing/2015/10/21/chartex" xmlns:cx3="http://schemas.microsoft.com/office/drawing/2016/5/9/chartex" xmlns:cx4="http://schemas.microsoft.com/office/drawing/2016/5/10/chartex" xmlns:cx5="http://schemas.microsoft.com/office/drawing/2016/5/11/chartex" xmlns:cx6="http://schemas.microsoft.com/office/drawing/2016/5/12/chartex" xmlns:cx7="http://schemas.microsoft.com/office/drawing/2016/5/13/chartex" xmlns:cx8="http://schemas.microsoft.com/office/drawing/2016/5/14/chartex" xmlns:mc="http://schemas.openxmlformats.org/markup-compatibility/2006" xmlns:m="http://schemas.openxmlformats.org/officeDocument/2006/math" xmlns:aink="http://schemas.microsoft.com/office/drawing/2016/ink" xmlns:am3d="http://schemas.microsoft.com/office/drawing/2017/model3d" xmlns:oel="http://schemas.microsoft.com/office/2019/extlst" xmlns:r="http://schemas.openxmlformats.org/officeDocument/2006/relationships" xmlns:wp14="http://schemas.microsoft.com/office/word/2010/wordprocessingDrawing" xmlns:wp="http://schemas.openxmlformats.org/drawingml/2006/wordprocessingDrawing" xmlns:wpg="http://schemas.microsoft.com/office/word/2010/wordprocessingGroup" xmlns:wpi="http://schemas.microsoft.com/office/word/2010/wordprocessingInk" xmlns:wps="http://schemas.microsoft.com/office/word/2010/wordprocessingShape" xmlns:o="urn:schemas-microsoft-com:office:office" xmlns:v="urn:schemas-microsoft-com:vml" xmlns:w10="urn:schemas-microsoft-com:office:word" xmlns:w="http://schemas.openxmlformats.org/wordprocessingml/2006/main" xmlns:w14="http://schemas.microsoft.com/office/word/2010/wordml" xmlns:w15="http://schemas.microsoft.com/office/word/2012/wordml" xmlns:w16cex="http://schemas.microsoft.com/office/word/2018/wordml/cex" xmlns:w16cid="http://schemas.microsoft.com/office/word/2016/wordml/cid" xmlns:w16="http://schemas.microsoft.com/office/word/2018/wordml" xmlns:w16sdtdh="http://schemas.microsoft.com/office/word/2020/wordml/sdtdatahash" xmlns:w16sdtfl="http://schemas.microsoft.com/office/word/2024/wordml/sdtformatlock" xmlns:w16se="http://schemas.microsoft.com/office/word/2015/wordml/symex" xmlns:w16du="http://schemas.microsoft.com/office/word/2023/wordml/word16du" xmlns:wne="http://schemas.microsoft.com/office/word/2006/wordml" mc:Ignorable="w14 w15 w16se w16cid w16 w16cex w16sdtdh w16sdtfl w16du wp14">
   <w:body>
     <w:p>
       <w:pPr>
@@ -506,6 +506,14 @@
     </w:p>
     <w:p>
       <w:pPr>
+        <w:spacing w:before="20" w:after="20"/>
+      </w:pPr>
+      <w:r>
+        <w:t>Capella University – MBA, Healthcare Management</w:t>
+      </w:r>
+    </w:p>
+    <w:p>
+      <w:pPr>
         <w:spacing w:before="40" w:after="20"/>
       </w:pPr>
       <w:r>
@@ -516,9 +524,6 @@
       <w:pPr>
         <w:spacing w:before="20" w:after="20"/>
       </w:pPr>
-      <w:r>
-        <w:t>Capella University – MBA, Healthcare Management (In Progress)</w:t>
-      </w:r>
     </w:p>
     <w:sectPr>
       <w:pgSz w:w="12240" w:h="15840"/>
@@ -531,7 +536,7 @@
 </file>
 
 <file path=word/numbering.xml><?xml version="1.0" encoding="utf-8"?>
-<w:numbering xmlns:wpc="http://schemas.microsoft.com/office/word/2010/wordprocessingCanvas" xmlns:cx="http://schemas.microsoft.com/office/drawing/2014/chartex" xmlns:cx1="http://schemas.microsoft.com/office/drawing/2015/9/8/chartex" xmlns:cx2="http://schemas.microsoft.com/office/drawing/2015/10/21/chartex" xmlns:cx3="http://schemas.microsoft.com/office/drawing/2016/5/9/chartex" xmlns:cx4="http://schemas.microsoft.com/office/drawing/2016/5/10/chartex" xmlns:cx5="http://schemas.microsoft.com/office/drawing/2016/5/11/chartex" xmlns:cx6="http://schemas.microsoft.com/office/drawing/2016/5/12/chartex" xmlns:cx7="http://schemas.microsoft.com/office/drawing/2016/5/13/chartex" xmlns:cx8="http://schemas.microsoft.com/office/drawing/2016/5/14/chartex" xmlns:mc="http://schemas.openxmlformats.org/markup-compatibility/2006" xmlns:aink="http://schemas.microsoft.com/office/drawing/2016/ink" xmlns:am3d="http://schemas.microsoft.com/office/drawing/2017/model3d" xmlns:o="urn:schemas-microsoft-com:office:office" xmlns:oel="http://schemas.microsoft.com/office/2019/extlst" xmlns:r="http://schemas.openxmlformats.org/officeDocument/2006/relationships" xmlns:m="http://schemas.openxmlformats.org/officeDocument/2006/math" xmlns:v="urn:schemas-microsoft-com:vml" xmlns:wp14="http://schemas.microsoft.com/office/word/2010/wordprocessingDrawing" xmlns:wp="http://schemas.openxmlformats.org/drawingml/2006/wordprocessingDrawing" xmlns:w10="urn:schemas-microsoft-com:office:word" xmlns:w="http://schemas.openxmlformats.org/wordprocessingml/2006/main" xmlns:w14="http://schemas.microsoft.com/office/word/2010/wordml" xmlns:w15="http://schemas.microsoft.com/office/word/2012/wordml" xmlns:w16cex="http://schemas.microsoft.com/office/word/2018/wordml/cex" xmlns:w16cid="http://schemas.microsoft.com/office/word/2016/wordml/cid" xmlns:w16="http://schemas.microsoft.com/office/word/2018/wordml" xmlns:w16du="http://schemas.microsoft.com/office/word/2023/wordml/word16du" xmlns:w16sdtdh="http://schemas.microsoft.com/office/word/2020/wordml/sdtdatahash" xmlns:w16sdtfl="http://schemas.microsoft.com/office/word/2024/wordml/sdtformatlock" xmlns:w16se="http://schemas.microsoft.com/office/word/2015/wordml/symex" xmlns:wpg="http://schemas.microsoft.com/office/word/2010/wordprocessingGroup" xmlns:wpi="http://schemas.microsoft.com/office/word/2010/wordprocessingInk" xmlns:wne="http://schemas.microsoft.com/office/word/2006/wordml" xmlns:wps="http://schemas.microsoft.com/office/word/2010/wordprocessingShape" mc:Ignorable="w14 w15 w16se w16cid w16 w16cex w16sdtdh w16sdtfl w16du wp14">
+<w:numbering xmlns:wpc="http://schemas.microsoft.com/office/word/2010/wordprocessingCanvas" xmlns:cx="http://schemas.microsoft.com/office/drawing/2014/chartex" xmlns:cx1="http://schemas.microsoft.com/office/drawing/2015/9/8/chartex" xmlns:cx2="http://schemas.microsoft.com/office/drawing/2015/10/21/chartex" xmlns:cx3="http://schemas.microsoft.com/office/drawing/2016/5/9/chartex" xmlns:cx4="http://schemas.microsoft.com/office/drawing/2016/5/10/chartex" xmlns:cx5="http://schemas.microsoft.com/office/drawing/2016/5/11/chartex" xmlns:cx6="http://schemas.microsoft.com/office/drawing/2016/5/12/chartex" xmlns:cx7="http://schemas.microsoft.com/office/drawing/2016/5/13/chartex" xmlns:cx8="http://schemas.microsoft.com/office/drawing/2016/5/14/chartex" xmlns:mc="http://schemas.openxmlformats.org/markup-compatibility/2006" xmlns:m="http://schemas.openxmlformats.org/officeDocument/2006/math" xmlns:aink="http://schemas.microsoft.com/office/drawing/2016/ink" xmlns:am3d="http://schemas.microsoft.com/office/drawing/2017/model3d" xmlns:oel="http://schemas.microsoft.com/office/2019/extlst" xmlns:r="http://schemas.openxmlformats.org/officeDocument/2006/relationships" xmlns:wp14="http://schemas.microsoft.com/office/word/2010/wordprocessingDrawing" xmlns:wp="http://schemas.openxmlformats.org/drawingml/2006/wordprocessingDrawing" xmlns:wpg="http://schemas.microsoft.com/office/word/2010/wordprocessingGroup" xmlns:wpi="http://schemas.microsoft.com/office/word/2010/wordprocessingInk" xmlns:wps="http://schemas.microsoft.com/office/word/2010/wordprocessingShape" xmlns:o="urn:schemas-microsoft-com:office:office" xmlns:v="urn:schemas-microsoft-com:vml" xmlns:w10="urn:schemas-microsoft-com:office:word" xmlns:w="http://schemas.openxmlformats.org/wordprocessingml/2006/main" xmlns:w14="http://schemas.microsoft.com/office/word/2010/wordml" xmlns:w15="http://schemas.microsoft.com/office/word/2012/wordml" xmlns:w16cex="http://schemas.microsoft.com/office/word/2018/wordml/cex" xmlns:w16cid="http://schemas.microsoft.com/office/word/2016/wordml/cid" xmlns:w16="http://schemas.microsoft.com/office/word/2018/wordml" xmlns:w16sdtdh="http://schemas.microsoft.com/office/word/2020/wordml/sdtdatahash" xmlns:w16sdtfl="http://schemas.microsoft.com/office/word/2024/wordml/sdtformatlock" xmlns:w16se="http://schemas.microsoft.com/office/word/2015/wordml/symex" xmlns:w16du="http://schemas.microsoft.com/office/word/2023/wordml/word16du" xmlns:wne="http://schemas.microsoft.com/office/word/2006/wordml" mc:Ignorable="w14 w15 w16se w16cid w16 w16cex w16sdtdh w16sdtfl w16du wp14">
   <w:abstractNum w:abstractNumId="0" w15:restartNumberingAfterBreak="0">
     <w:nsid w:val="354C70F6"/>
     <w:multiLevelType w:val="hybridMultilevel"/>
@@ -688,7 +693,7 @@
 </file>
 
 <file path=word/styles.xml><?xml version="1.0" encoding="utf-8"?>
-<w:styles xmlns:mc="http://schemas.openxmlformats.org/markup-compatibility/2006" xmlns:r="http://schemas.openxmlformats.org/officeDocument/2006/relationships" xmlns:w="http://schemas.openxmlformats.org/wordprocessingml/2006/main" xmlns:w14="http://schemas.microsoft.com/office/word/2010/wordml" xmlns:w15="http://schemas.microsoft.com/office/word/2012/wordml" xmlns:w16cex="http://schemas.microsoft.com/office/word/2018/wordml/cex" xmlns:w16cid="http://schemas.microsoft.com/office/word/2016/wordml/cid" xmlns:w16="http://schemas.microsoft.com/office/word/2018/wordml" xmlns:w16du="http://schemas.microsoft.com/office/word/2023/wordml/word16du" xmlns:w16sdtdh="http://schemas.microsoft.com/office/word/2020/wordml/sdtdatahash" xmlns:w16sdtfl="http://schemas.microsoft.com/office/word/2024/wordml/sdtformatlock" xmlns:w16se="http://schemas.microsoft.com/office/word/2015/wordml/symex" mc:Ignorable="w14 w15 w16se w16cid w16 w16cex w16sdtdh w16sdtfl w16du">
+<w:styles xmlns:mc="http://schemas.openxmlformats.org/markup-compatibility/2006" xmlns:r="http://schemas.openxmlformats.org/officeDocument/2006/relationships" xmlns:w="http://schemas.openxmlformats.org/wordprocessingml/2006/main" xmlns:w14="http://schemas.microsoft.com/office/word/2010/wordml" xmlns:w15="http://schemas.microsoft.com/office/word/2012/wordml" xmlns:w16cex="http://schemas.microsoft.com/office/word/2018/wordml/cex" xmlns:w16cid="http://schemas.microsoft.com/office/word/2016/wordml/cid" xmlns:w16="http://schemas.microsoft.com/office/word/2018/wordml" xmlns:w16sdtdh="http://schemas.microsoft.com/office/word/2020/wordml/sdtdatahash" xmlns:w16sdtfl="http://schemas.microsoft.com/office/word/2024/wordml/sdtformatlock" xmlns:w16se="http://schemas.microsoft.com/office/word/2015/wordml/symex" xmlns:w16du="http://schemas.microsoft.com/office/word/2023/wordml/word16du" mc:Ignorable="w14 w15 w16se w16cid w16 w16cex w16sdtdh w16sdtfl w16du">
   <w:docDefaults>
     <w:rPrDefault>
       <w:rPr>

--- a/Anh_Truong_(Andy)_Nguyen_Resume.docx
+++ b/Anh_Truong_(Andy)_Nguyen_Resume.docx
@@ -23,7 +23,7 @@
         <w:jc w:val="center"/>
       </w:pPr>
       <w:r>
-        <w:t xml:space="preserve">Email: nguyenandy770@gmail.com | Phone: (408)712-3221 | LinkedIn: </w:t>
+        <w:t xml:space="preserve">Email: nguyenandy770@gmail.com | Phone: (408) 712-3221 | LinkedIn: </w:t>
       </w:r>
       <w:hyperlink r:id="rId5" w:history="1">
         <w:r>
@@ -52,7 +52,7 @@
         <w:pBdr>
           <w:bottom w:val="single" w:sz="6" w:space="1" w:color="000000"/>
         </w:pBdr>
-        <w:spacing w:before="160" w:after="40"/>
+        <w:spacing w:before="120" w:after="40"/>
       </w:pPr>
       <w:r>
         <w:rPr>
@@ -69,7 +69,7 @@
         <w:spacing w:after="40"/>
       </w:pPr>
       <w:r>
-        <w:t>Healthcare IT and Cybersecurity professional with 5+ years of experience across clinical, enterprise, and high-tech environments. Currently a Senior Solutions Tech Specialist at Stanford Health Care supporting clinical operations across field locations. Proven record of scaling IT operations, leading multi-site support, and implementing security and asset management solutions. Transitioning into Clinical Informatics with a growing portfolio of clinical AI projects spanning EEG seizure detection, medical imaging analysis, NLP document classification, and FHIR-based EHR integration. Strong communicator skilled at solving technical issues while delivering excellent user experiences.</w:t>
+        <w:t>Healthcare IT and cybersecurity professional with 5+ years across clinical, enterprise, and high-tech environments, currently supporting clinical operations at Stanford Health Care. Moving into a Clinical Systems Analyst role, with hands-on work in Epic Clarity SQL, HL7/FHIR interfaces, clinical alerting, and automation governance, backed by an MBA in Healthcare Management.</w:t>
       </w:r>
     </w:p>
     <w:p>
@@ -77,7 +77,7 @@
         <w:pBdr>
           <w:bottom w:val="single" w:sz="6" w:space="1" w:color="000000"/>
         </w:pBdr>
-        <w:spacing w:before="160" w:after="40"/>
+        <w:spacing w:before="120" w:after="40"/>
       </w:pPr>
       <w:r>
         <w:rPr>
@@ -86,54 +86,20 @@
           <w:sz w:val="22"/>
           <w:szCs w:val="22"/>
         </w:rPr>
-        <w:t>SKILLS &amp; CERTIFICATION</w:t>
-      </w:r>
-    </w:p>
-    <w:p>
-      <w:pPr>
-        <w:pStyle w:val="ListParagraph"/>
-        <w:numPr>
-          <w:ilvl w:val="0"/>
-          <w:numId w:val="2"/>
-        </w:numPr>
-        <w:spacing w:before="10" w:after="10"/>
-      </w:pPr>
-      <w:r>
-        <w:t>End-User &amp; Systems Support: Google Workspace, macOS/Windows/iOS, JAMF Pro (MDM), Active Directory</w:t>
-      </w:r>
-    </w:p>
-    <w:p>
-      <w:pPr>
-        <w:pStyle w:val="ListParagraph"/>
-        <w:numPr>
-          <w:ilvl w:val="0"/>
-          <w:numId w:val="2"/>
-        </w:numPr>
-        <w:spacing w:before="10" w:after="10"/>
-      </w:pPr>
-      <w:r>
-        <w:t>Web &amp; CMS Troubleshooting: WordPress, HTML/CSS/JavaScript, Apache/Nginx, MySQL</w:t>
-      </w:r>
-    </w:p>
-    <w:p>
-      <w:pPr>
-        <w:pStyle w:val="ListParagraph"/>
-        <w:numPr>
-          <w:ilvl w:val="0"/>
-          <w:numId w:val="2"/>
-        </w:numPr>
-        <w:spacing w:before="10" w:after="10"/>
-      </w:pPr>
-      <w:r>
-        <w:t xml:space="preserve">IT Operations &amp; Infrastructure: VMware </w:t>
-      </w:r>
-      <w:proofErr w:type="spellStart"/>
-      <w:r>
-        <w:t>ESXi</w:t>
-      </w:r>
-      <w:proofErr w:type="spellEnd"/>
-      <w:r>
-        <w:t>, Palo Alto Networks firewalls, Linux/Bash, DNS/SSL/TLS · Device lifecycle management</w:t>
+        <w:t>Skills &amp; Certifications</w:t>
+      </w:r>
+    </w:p>
+    <w:p>
+      <w:pPr>
+        <w:pStyle w:val="ListParagraph"/>
+        <w:numPr>
+          <w:ilvl w:val="0"/>
+          <w:numId w:val="2"/>
+        </w:numPr>
+        <w:spacing w:before="10" w:after="10"/>
+      </w:pPr>
+      <w:r>
+        <w:t>Clinical Systems &amp; Interoperability: Epic (Clarity SQL), HL7 v2, FHIR R4, DICOM, EHR integration</w:t>
       </w:r>
     </w:p>
     <w:p>
@@ -159,7 +125,33 @@
         <w:spacing w:before="10" w:after="10"/>
       </w:pPr>
       <w:r>
-        <w:t>Clinical AI &amp; Healthcare IT: Python, Azure AI Language, Azure ML, Power BI, HL7 FHIR R4, DICOM, EHR Integration</w:t>
+        <w:t>Data &amp; Automation: Python, SQL, Power BI, Azure ML, Azure AI Language</w:t>
+      </w:r>
+    </w:p>
+    <w:p>
+      <w:pPr>
+        <w:pStyle w:val="ListParagraph"/>
+        <w:numPr>
+          <w:ilvl w:val="0"/>
+          <w:numId w:val="2"/>
+        </w:numPr>
+        <w:spacing w:before="10" w:after="10"/>
+      </w:pPr>
+      <w:r>
+        <w:t>IT Operations &amp; Infrastructure: VMware ESXi, Palo Alto Networks firewalls, Linux/Bash, DNS/SSL/TLS, device lifecycle management</w:t>
+      </w:r>
+    </w:p>
+    <w:p>
+      <w:pPr>
+        <w:pStyle w:val="ListParagraph"/>
+        <w:numPr>
+          <w:ilvl w:val="0"/>
+          <w:numId w:val="2"/>
+        </w:numPr>
+        <w:spacing w:before="10" w:after="10"/>
+      </w:pPr>
+      <w:r>
+        <w:t>End-User Support: macOS/Windows/iOS, JAMF Pro (MDM), Active Directory, Google Workspace</w:t>
       </w:r>
     </w:p>
     <w:p>
@@ -180,7 +172,116 @@
         <w:pBdr>
           <w:bottom w:val="single" w:sz="6" w:space="1" w:color="000000"/>
         </w:pBdr>
-        <w:spacing w:before="160" w:after="40"/>
+        <w:spacing w:before="120" w:after="40"/>
+      </w:pPr>
+      <w:r>
+        <w:rPr>
+          <w:b/>
+          <w:bCs/>
+          <w:sz w:val="22"/>
+          <w:szCs w:val="22"/>
+        </w:rPr>
+        <w:t>Projects</w:t>
+      </w:r>
+    </w:p>
+    <w:p>
+      <w:pPr>
+        <w:pStyle w:val="ListParagraph"/>
+        <w:numPr>
+          <w:ilvl w:val="0"/>
+          <w:numId w:val="2"/>
+        </w:numPr>
+        <w:spacing w:before="10" w:after="10"/>
+      </w:pPr>
+      <w:r>
+        <w:rPr>
+          <w:b/>
+          <w:bCs/>
+        </w:rPr>
+        <w:t>CAR-T Neurotoxicity Watch</w:t>
+      </w:r>
+      <w:r>
+        <w:t>: T</w:t>
+      </w:r>
+      <w:r>
+        <w:t>rend-based ICE score alerting that flags decline 16 hours earlier; capacity and ROI model</w:t>
+      </w:r>
+    </w:p>
+    <w:p>
+      <w:pPr>
+        <w:pStyle w:val="ListParagraph"/>
+        <w:numPr>
+          <w:ilvl w:val="0"/>
+          <w:numId w:val="2"/>
+        </w:numPr>
+        <w:spacing w:before="10" w:after="10"/>
+      </w:pPr>
+      <w:r>
+        <w:rPr>
+          <w:b/>
+          <w:bCs/>
+        </w:rPr>
+        <w:t>Clinical Systems Analyst Lab</w:t>
+      </w:r>
+      <w:r>
+        <w:t xml:space="preserve">: </w:t>
+      </w:r>
+      <w:r>
+        <w:t>HL7 interface incident simulations and a 42-scenario Epic analyst ticket trainer</w:t>
+      </w:r>
+    </w:p>
+    <w:p>
+      <w:pPr>
+        <w:pStyle w:val="ListParagraph"/>
+        <w:numPr>
+          <w:ilvl w:val="0"/>
+          <w:numId w:val="2"/>
+        </w:numPr>
+        <w:spacing w:before="10" w:after="10"/>
+      </w:pPr>
+      <w:r>
+        <w:rPr>
+          <w:b/>
+          <w:bCs/>
+        </w:rPr>
+        <w:t>Neuro-ICU Seizure Alert Pipeline</w:t>
+      </w:r>
+      <w:r>
+        <w:t>: C</w:t>
+      </w:r>
+      <w:r>
+        <w:t>ontinuous EEG alert-threshold tuning that weighs missed seizures against alert fatigue</w:t>
+      </w:r>
+    </w:p>
+    <w:p>
+      <w:pPr>
+        <w:pStyle w:val="ListParagraph"/>
+        <w:numPr>
+          <w:ilvl w:val="0"/>
+          <w:numId w:val="2"/>
+        </w:numPr>
+        <w:spacing w:before="10" w:after="10"/>
+      </w:pPr>
+      <w:r>
+        <w:rPr>
+          <w:b/>
+          <w:bCs/>
+        </w:rPr>
+        <w:t>Automation Governance</w:t>
+      </w:r>
+      <w:r>
+        <w:t xml:space="preserve">: </w:t>
+      </w:r>
+      <w:r>
+        <w:t>RPA fleet simulator covering service identity, rate limits, exception queues, and audit trails</w:t>
+      </w:r>
+    </w:p>
+    <w:p>
+      <w:pPr>
+        <w:pBdr>
+          <w:bottom w:val="single" w:sz="6" w:space="1" w:color="000000"/>
+        </w:pBdr>
+        <w:spacing w:before="120" w:after="40"/>
       </w:pPr>
       <w:r>
         <w:rPr>
@@ -194,52 +295,40 @@
     </w:p>
     <w:p>
       <w:pPr>
-        <w:spacing w:before="120" w:after="30"/>
+        <w:spacing w:before="90" w:after="30"/>
       </w:pPr>
       <w:r>
         <w:rPr>
           <w:b/>
           <w:bCs/>
         </w:rPr>
-        <w:t>Senior Solutions Tech Specialist - Stanford Health Care – Palo Alto, CA - Jun 2026 – Present</w:t>
-      </w:r>
-    </w:p>
-    <w:p>
-      <w:pPr>
-        <w:pStyle w:val="ListParagraph"/>
-        <w:numPr>
-          <w:ilvl w:val="0"/>
-          <w:numId w:val="2"/>
-        </w:numPr>
-        <w:spacing w:before="10" w:after="10"/>
-      </w:pPr>
-      <w:r>
-        <w:t>Senior IT specialist supporting clinical operations across Stanford Health Care field locations, providing escalated technical assistance to 500+ clinical staff</w:t>
-      </w:r>
-    </w:p>
-    <w:p>
-      <w:pPr>
-        <w:pStyle w:val="ListParagraph"/>
-        <w:numPr>
-          <w:ilvl w:val="0"/>
-          <w:numId w:val="2"/>
-        </w:numPr>
-        <w:spacing w:before="10" w:after="10"/>
-      </w:pPr>
-      <w:r>
-        <w:t>Manage lifecycle of clinical endpoints</w:t>
-      </w:r>
-      <w:r>
-        <w:t xml:space="preserve">, </w:t>
-      </w:r>
-      <w:r>
-        <w:t>desktops, laptops, tablets, and mobile devices</w:t>
-      </w:r>
-      <w:r>
-        <w:t xml:space="preserve">, </w:t>
-      </w:r>
-      <w:r>
-        <w:t>across SHC sites in HIPAA-compliant environments</w:t>
+        <w:t>Senior Tech Solutions Specialist - Stanford Health Care (Contract) – Palo Alto, CA - Jun 2026 – Present</w:t>
+      </w:r>
+    </w:p>
+    <w:p>
+      <w:pPr>
+        <w:pStyle w:val="ListParagraph"/>
+        <w:numPr>
+          <w:ilvl w:val="0"/>
+          <w:numId w:val="2"/>
+        </w:numPr>
+        <w:spacing w:before="10" w:after="10"/>
+      </w:pPr>
+      <w:r>
+        <w:t>Support clinical operations across Stanford Health Care field locations, providing escalated technical assistance to 500+ clinical staff</w:t>
+      </w:r>
+    </w:p>
+    <w:p>
+      <w:pPr>
+        <w:pStyle w:val="ListParagraph"/>
+        <w:numPr>
+          <w:ilvl w:val="0"/>
+          <w:numId w:val="2"/>
+        </w:numPr>
+        <w:spacing w:before="10" w:after="10"/>
+      </w:pPr>
+      <w:r>
+        <w:t>Manage lifecycle of clinical endpoints, desktops, laptops, tablets, and mobile devices, across SHC sites in HIPAA-compliant environments</w:t>
       </w:r>
     </w:p>
     <w:p>
@@ -270,7 +359,7 @@
     </w:p>
     <w:p>
       <w:pPr>
-        <w:spacing w:before="120" w:after="30"/>
+        <w:spacing w:before="90" w:after="30"/>
       </w:pPr>
       <w:r>
         <w:rPr>
@@ -303,20 +392,12 @@
         <w:spacing w:before="10" w:after="10"/>
       </w:pPr>
       <w:r>
-        <w:t xml:space="preserve">Manage 3,000+ student and staff devices (MacBooks, iPads, Apple TVs, Extron A/V systems) using JAMF Pro (MDM) for deployment and </w:t>
-      </w:r>
-      <w:proofErr w:type="spellStart"/>
-      <w:r>
-        <w:t>IncidentIQ</w:t>
-      </w:r>
-      <w:proofErr w:type="spellEnd"/>
-      <w:r>
-        <w:t xml:space="preserve"> for ticketing and asset management.</w:t>
-      </w:r>
-    </w:p>
-    <w:p>
-      <w:pPr>
-        <w:spacing w:before="120" w:after="30"/>
+        <w:t>Manage 3,000+ student and staff devices (MacBooks, iPads, Apple TVs, Extron A/V systems) using JAMF Pro (MDM) for deployment and IncidentIQ for ticketing and asset management.</w:t>
+      </w:r>
+    </w:p>
+    <w:p>
+      <w:pPr>
+        <w:spacing w:before="90" w:after="30"/>
       </w:pPr>
       <w:r>
         <w:rPr>
@@ -354,7 +435,7 @@
     </w:p>
     <w:p>
       <w:pPr>
-        <w:spacing w:before="120" w:after="30"/>
+        <w:spacing w:before="90" w:after="30"/>
       </w:pPr>
       <w:r>
         <w:rPr>
@@ -387,15 +468,7 @@
         <w:spacing w:before="10" w:after="10"/>
       </w:pPr>
       <w:r>
-        <w:t xml:space="preserve">Supported VMware </w:t>
-      </w:r>
-      <w:proofErr w:type="spellStart"/>
-      <w:r>
-        <w:t>ESXi</w:t>
-      </w:r>
-      <w:proofErr w:type="spellEnd"/>
-      <w:r>
-        <w:t>, Linux systems, and Palo Alto Firewalls (7000/5000/3000 series).</w:t>
+        <w:t>Supported VMware ESXi, Linux systems, and Palo Alto Firewalls (7000/5000/3000 series).</w:t>
       </w:r>
     </w:p>
     <w:p>
@@ -413,7 +486,7 @@
     </w:p>
     <w:p>
       <w:pPr>
-        <w:spacing w:before="120" w:after="30"/>
+        <w:spacing w:before="90" w:after="30"/>
       </w:pPr>
       <w:r>
         <w:rPr>
@@ -433,25 +506,12 @@
         <w:spacing w:before="10" w:after="10"/>
       </w:pPr>
       <w:r>
-        <w:t>Supported 300+ IT assets and managed user accounts in Active Directory.</w:t>
-      </w:r>
-    </w:p>
-    <w:p>
-      <w:pPr>
-        <w:pStyle w:val="ListParagraph"/>
-        <w:numPr>
-          <w:ilvl w:val="0"/>
-          <w:numId w:val="2"/>
-        </w:numPr>
-        <w:spacing w:before="10" w:after="10"/>
-      </w:pPr>
-      <w:r>
-        <w:t>Achieved 130% case closure rate and 92% satisfaction.</w:t>
-      </w:r>
-    </w:p>
-    <w:p>
-      <w:pPr>
-        <w:spacing w:before="120" w:after="30"/>
+        <w:t>Supported 300+ IT assets and Active Directory accounts; achieved 130% case closure rate and 92% satisfaction.</w:t>
+      </w:r>
+    </w:p>
+    <w:p>
+      <w:pPr>
+        <w:spacing w:before="90" w:after="30"/>
       </w:pPr>
       <w:r>
         <w:rPr>
@@ -471,20 +531,7 @@
         <w:spacing w:before="10" w:after="10"/>
       </w:pPr>
       <w:r>
-        <w:t>Delivered IT support to 300 staff across 3 departments.</w:t>
-      </w:r>
-    </w:p>
-    <w:p>
-      <w:pPr>
-        <w:pStyle w:val="ListParagraph"/>
-        <w:numPr>
-          <w:ilvl w:val="0"/>
-          <w:numId w:val="2"/>
-        </w:numPr>
-        <w:spacing w:before="10" w:after="10"/>
-      </w:pPr>
-      <w:r>
-        <w:t>Deployed 200+ PCs and 150+ security updates, boosting productivity by 30%.</w:t>
+        <w:t>Deployed 200+ PCs and 150+ security updates for 300 staff in 3 departments; boosted productivity 30%.</w:t>
       </w:r>
     </w:p>
     <w:p>
@@ -492,7 +539,7 @@
         <w:pBdr>
           <w:bottom w:val="single" w:sz="6" w:space="1" w:color="000000"/>
         </w:pBdr>
-        <w:spacing w:before="160" w:after="40"/>
+        <w:spacing w:before="120" w:after="40"/>
       </w:pPr>
       <w:r>
         <w:rPr>
@@ -509,7 +556,57 @@
         <w:spacing w:before="20" w:after="20"/>
       </w:pPr>
       <w:r>
-        <w:t>Capella University – MBA, Healthcare Management</w:t>
+        <w:t>Capella University – D</w:t>
+      </w:r>
+      <w:r>
+        <w:t xml:space="preserve">octor of </w:t>
+      </w:r>
+      <w:r>
+        <w:t>B</w:t>
+      </w:r>
+      <w:r>
+        <w:t xml:space="preserve">usiness </w:t>
+      </w:r>
+      <w:r>
+        <w:t>A</w:t>
+      </w:r>
+      <w:r>
+        <w:t>dministration</w:t>
+      </w:r>
+      <w:r>
+        <w:t>, Organizational Leadership &amp; Development</w:t>
+      </w:r>
+      <w:r>
+        <w:t xml:space="preserve"> </w:t>
+      </w:r>
+      <w:r>
+        <w:t>(</w:t>
+      </w:r>
+      <w:r>
+        <w:t>in progress</w:t>
+      </w:r>
+      <w:r>
+        <w:t>)</w:t>
+      </w:r>
+    </w:p>
+    <w:p>
+      <w:pPr>
+        <w:spacing w:before="20" w:after="20"/>
+      </w:pPr>
+      <w:r>
+        <w:t>Capella University – M</w:t>
+      </w:r>
+      <w:r>
+        <w:t xml:space="preserve">aster of Business </w:t>
+      </w:r>
+      <w:r>
+        <w:t>A</w:t>
+      </w:r>
+      <w:r>
+        <w:t>dministration</w:t>
+      </w:r>
+      <w:r>
+        <w:t>, Healthcare Management</w:t>
       </w:r>
     </w:p>
     <w:p>
@@ -517,17 +614,18 @@
         <w:spacing w:before="40" w:after="20"/>
       </w:pPr>
       <w:r>
-        <w:t>Capella University – B.S., Cybersecurity &amp; Information Assurance</w:t>
-      </w:r>
-    </w:p>
-    <w:p>
-      <w:pPr>
-        <w:spacing w:before="20" w:after="20"/>
-      </w:pPr>
+        <w:t>Capella University – B</w:t>
+      </w:r>
+      <w:r>
+        <w:t>achelor of Science</w:t>
+      </w:r>
+      <w:r>
+        <w:t>, Cybersecurity &amp; Information Assurance</w:t>
+      </w:r>
     </w:p>
     <w:sectPr>
       <w:pgSz w:w="12240" w:h="15840"/>
-      <w:pgMar w:top="1008" w:right="1008" w:bottom="1008" w:left="1008" w:header="708" w:footer="708" w:gutter="0"/>
+      <w:pgMar w:top="720" w:right="864" w:bottom="720" w:left="864" w:header="708" w:footer="708" w:gutter="0"/>
       <w:cols w:space="720"/>
       <w:docGrid w:linePitch="360"/>
     </w:sectPr>

--- a/Anh_Truong_(Andy)_Nguyen_Resume.docx
+++ b/Anh_Truong_(Andy)_Nguyen_Resume.docx
@@ -198,13 +198,30 @@
           <w:b/>
           <w:bCs/>
         </w:rPr>
+        <w:t>Interface Triage Agent</w:t>
+      </w:r>
+      <w:r>
+        <w:t xml:space="preserve">: Local LLM routing HL7 v2 interface errors; 95.5% of 200 faults to the right team</w:t>
+      </w:r>
+    </w:p>
+    <w:p>
+      <w:pPr>
+        <w:pStyle w:val="ListParagraph"/>
+        <w:numPr>
+          <w:ilvl w:val="0"/>
+          <w:numId w:val="2"/>
+        </w:numPr>
+        <w:spacing w:before="10" w:after="10"/>
+      </w:pPr>
+      <w:r>
+        <w:rPr>
+          <w:b/>
+          <w:bCs/>
+        </w:rPr>
         <w:t>CAR-T Neurotoxicity Watch</w:t>
       </w:r>
       <w:r>
-        <w:t>: T</w:t>
-      </w:r>
-      <w:r>
-        <w:t>rend-based ICE score alerting that flags decline 16 hours earlier; capacity and ROI model</w:t>
+        <w:t>: ICE trend alerting that flags decline 16 hours earlier; capacity/ROI model</w:t>
       </w:r>
     </w:p>
     <w:p>
@@ -224,10 +241,7 @@
         <w:t>Clinical Systems Analyst Lab</w:t>
       </w:r>
       <w:r>
-        <w:t xml:space="preserve">: </w:t>
-      </w:r>
-      <w:r>
-        <w:t>HL7 interface incident simulations and a 42-scenario Epic analyst ticket trainer</w:t>
+        <w:t xml:space="preserve">: HL7 interface incident simulations and a 42-scenario Epic analyst ticket trainer</w:t>
       </w:r>
     </w:p>
     <w:p>
@@ -247,10 +261,7 @@
         <w:t>Neuro-ICU Seizure Alert Pipeline</w:t>
       </w:r>
       <w:r>
-        <w:t>: C</w:t>
-      </w:r>
-      <w:r>
-        <w:t>ontinuous EEG alert-threshold tuning that weighs missed seizures against alert fatigue</w:t>
+        <w:t>: Continuous EEG alert-threshold tuning that weighs missed seizures against alert fatigue</w:t>
       </w:r>
     </w:p>
     <w:p>
@@ -270,10 +281,7 @@
         <w:t>Automation Governance</w:t>
       </w:r>
       <w:r>
-        <w:t xml:space="preserve">: </w:t>
-      </w:r>
-      <w:r>
-        <w:t>RPA fleet simulator covering service identity, rate limits, exception queues, and audit trails</w:t>
+        <w:t xml:space="preserve">: RPA fleet simulator covering service identity, rate limits, exception queues, and audit trails</w:t>
       </w:r>
     </w:p>
     <w:p>
@@ -556,37 +564,7 @@
         <w:spacing w:before="20" w:after="20"/>
       </w:pPr>
       <w:r>
-        <w:t>Capella University – D</w:t>
-      </w:r>
-      <w:r>
-        <w:t xml:space="preserve">octor of </w:t>
-      </w:r>
-      <w:r>
-        <w:t>B</w:t>
-      </w:r>
-      <w:r>
-        <w:t xml:space="preserve">usiness </w:t>
-      </w:r>
-      <w:r>
-        <w:t>A</w:t>
-      </w:r>
-      <w:r>
-        <w:t>dministration</w:t>
-      </w:r>
-      <w:r>
-        <w:t>, Organizational Leadership &amp; Development</w:t>
-      </w:r>
-      <w:r>
-        <w:t xml:space="preserve"> </w:t>
-      </w:r>
-      <w:r>
-        <w:t>(</w:t>
-      </w:r>
-      <w:r>
-        <w:t>in progress</w:t>
-      </w:r>
-      <w:r>
-        <w:t>)</w:t>
+        <w:t xml:space="preserve">Capella University – Doctor of Business Administration, Organizational Leadership &amp; Development (in progress)</w:t>
       </w:r>
     </w:p>
     <w:p>
@@ -594,19 +572,7 @@
         <w:spacing w:before="20" w:after="20"/>
       </w:pPr>
       <w:r>
-        <w:t>Capella University – M</w:t>
-      </w:r>
-      <w:r>
-        <w:t xml:space="preserve">aster of Business </w:t>
-      </w:r>
-      <w:r>
-        <w:t>A</w:t>
-      </w:r>
-      <w:r>
-        <w:t>dministration</w:t>
-      </w:r>
-      <w:r>
-        <w:t>, Healthcare Management</w:t>
+        <w:t xml:space="preserve">Capella University – Master of Business Administration, Healthcare Management</w:t>
       </w:r>
     </w:p>
     <w:p>
@@ -614,13 +580,7 @@
         <w:spacing w:before="40" w:after="20"/>
       </w:pPr>
       <w:r>
-        <w:t>Capella University – B</w:t>
-      </w:r>
-      <w:r>
-        <w:t>achelor of Science</w:t>
-      </w:r>
-      <w:r>
-        <w:t>, Cybersecurity &amp; Information Assurance</w:t>
+        <w:t>Capella University – Bachelor of Science, Cybersecurity &amp; Information Assurance</w:t>
       </w:r>
     </w:p>
     <w:sectPr>
